--- a/ЛР-10.docx
+++ b/ЛР-10.docx
@@ -3237,7 +3237,14 @@
         <w:rPr>
           <w:rFonts w:ascii="Times New Roman" w:hAnsi="Times New Roman" w:cs="Times New Roman"/>
         </w:rPr>
-        <w:t xml:space="preserve"> в </w:t>
+        <w:t xml:space="preserve"> </w:t>
+      </w:r>
+      <w:r>
+        <w:rPr>
+          <w:rFonts w:ascii="Times New Roman" w:hAnsi="Times New Roman" w:cs="Times New Roman"/>
+          <w:lang w:val="ru-RU"/>
+        </w:rPr>
+        <w:t xml:space="preserve">в </w:t>
       </w:r>
       <w:proofErr w:type="spellStart"/>
       <w:r>
@@ -3251,7 +3258,21 @@
         <w:rPr>
           <w:rFonts w:ascii="Times New Roman" w:hAnsi="Times New Roman" w:cs="Times New Roman"/>
         </w:rPr>
-        <w:t xml:space="preserve"> Чена. Сущности:</w:t>
+        <w:t xml:space="preserve"> </w:t>
+      </w:r>
+      <w:proofErr w:type="spellStart"/>
+      <w:r>
+        <w:rPr>
+          <w:rFonts w:ascii="Times New Roman" w:hAnsi="Times New Roman" w:cs="Times New Roman"/>
+        </w:rPr>
+        <w:t>Мартина</w:t>
+      </w:r>
+      <w:proofErr w:type="spellEnd"/>
+      <w:r>
+        <w:rPr>
+          <w:rFonts w:ascii="Times New Roman" w:hAnsi="Times New Roman" w:cs="Times New Roman"/>
+        </w:rPr>
+        <w:t>. Сущности:</w:t>
       </w:r>
     </w:p>
     <w:p>
@@ -5152,6 +5173,7 @@
       <w:r>
         <w:rPr>
           <w:rFonts w:ascii="Times New Roman" w:hAnsi="Times New Roman" w:cs="Times New Roman"/>
+          <w:noProof/>
           <w:lang w:val="ru-RU"/>
         </w:rPr>
         <w:lastRenderedPageBreak/>
@@ -5556,10 +5578,10 @@
             <v:path o:extrusionok="f" gradientshapeok="t" o:connecttype="rect"/>
             <o:lock v:ext="edit" aspectratio="t"/>
           </v:shapetype>
-          <v:shape id="_x0000_i1028" type="#_x0000_t75" style="width:468.2pt;height:294.2pt" o:ole="">
+          <v:shape id="_x0000_i1025" type="#_x0000_t75" style="width:468.2pt;height:294.2pt" o:ole="">
             <v:imagedata r:id="rId11" o:title=""/>
           </v:shape>
-          <o:OLEObject Type="Embed" ProgID="Word.OpenDocumentText.12" ShapeID="_x0000_i1028" DrawAspect="Content" ObjectID="_1841062331" r:id="rId12"/>
+          <o:OLEObject Type="Embed" ProgID="Word.OpenDocumentText.12" ShapeID="_x0000_i1025" DrawAspect="Content" ObjectID="_1841066036" r:id="rId12"/>
         </w:object>
       </w:r>
     </w:p>
@@ -5785,10 +5807,10 @@
           <w:lang w:val="ru-RU"/>
         </w:rPr>
         <w:object w:dxaOrig="9355" w:dyaOrig="841" w14:anchorId="4D74C600">
-          <v:shape id="_x0000_i1036" type="#_x0000_t75" style="width:468.2pt;height:41.95pt" o:ole="">
+          <v:shape id="_x0000_i1026" type="#_x0000_t75" style="width:468.2pt;height:41.95pt" o:ole="">
             <v:imagedata r:id="rId13" o:title=""/>
           </v:shape>
-          <o:OLEObject Type="Embed" ProgID="Word.OpenDocumentText.12" ShapeID="_x0000_i1036" DrawAspect="Content" ObjectID="_1841062332" r:id="rId14"/>
+          <o:OLEObject Type="Embed" ProgID="Word.OpenDocumentText.12" ShapeID="_x0000_i1026" DrawAspect="Content" ObjectID="_1841066037" r:id="rId14"/>
         </w:object>
       </w:r>
     </w:p>
@@ -5870,10 +5892,10 @@
           <w:lang w:val="ru-RU"/>
         </w:rPr>
         <w:object w:dxaOrig="9355" w:dyaOrig="2103" w14:anchorId="673D3EA2">
-          <v:shape id="_x0000_i1043" type="#_x0000_t75" style="width:468.2pt;height:105.15pt" o:ole="">
+          <v:shape id="_x0000_i1027" type="#_x0000_t75" style="width:468.2pt;height:105.15pt" o:ole="">
             <v:imagedata r:id="rId15" o:title=""/>
           </v:shape>
-          <o:OLEObject Type="Embed" ProgID="Word.OpenDocumentText.12" ShapeID="_x0000_i1043" DrawAspect="Content" ObjectID="_1841062333" r:id="rId16"/>
+          <o:OLEObject Type="Embed" ProgID="Word.OpenDocumentText.12" ShapeID="_x0000_i1027" DrawAspect="Content" ObjectID="_1841066038" r:id="rId16"/>
         </w:object>
       </w:r>
     </w:p>
@@ -5965,10 +5987,10 @@
           <w:lang w:val="ru-RU"/>
         </w:rPr>
         <w:object w:dxaOrig="9355" w:dyaOrig="2523" w14:anchorId="3E123F1F">
-          <v:shape id="_x0000_i1045" type="#_x0000_t75" style="width:468.2pt;height:126.35pt" o:ole="">
+          <v:shape id="_x0000_i1028" type="#_x0000_t75" style="width:468.2pt;height:126.35pt" o:ole="">
             <v:imagedata r:id="rId17" o:title=""/>
           </v:shape>
-          <o:OLEObject Type="Embed" ProgID="Word.OpenDocumentText.12" ShapeID="_x0000_i1045" DrawAspect="Content" ObjectID="_1841062334" r:id="rId18"/>
+          <o:OLEObject Type="Embed" ProgID="Word.OpenDocumentText.12" ShapeID="_x0000_i1028" DrawAspect="Content" ObjectID="_1841066039" r:id="rId18"/>
         </w:object>
       </w:r>
     </w:p>
@@ -6033,10 +6055,10 @@
           <w:lang w:val="ru-RU"/>
         </w:rPr>
         <w:object w:dxaOrig="9355" w:dyaOrig="2944" w14:anchorId="52CF09B2">
-          <v:shape id="_x0000_i1047" type="#_x0000_t75" style="width:468.2pt;height:147.1pt" o:ole="">
+          <v:shape id="_x0000_i1029" type="#_x0000_t75" style="width:468.2pt;height:147.1pt" o:ole="">
             <v:imagedata r:id="rId19" o:title=""/>
           </v:shape>
-          <o:OLEObject Type="Embed" ProgID="Word.OpenDocumentText.12" ShapeID="_x0000_i1047" DrawAspect="Content" ObjectID="_1841062335" r:id="rId20"/>
+          <o:OLEObject Type="Embed" ProgID="Word.OpenDocumentText.12" ShapeID="_x0000_i1029" DrawAspect="Content" ObjectID="_1841066040" r:id="rId20"/>
         </w:object>
       </w:r>
     </w:p>
@@ -6118,10 +6140,10 @@
           <w:lang w:val="ru-RU"/>
         </w:rPr>
         <w:object w:dxaOrig="9355" w:dyaOrig="2103" w14:anchorId="27473571">
-          <v:shape id="_x0000_i1049" type="#_x0000_t75" style="width:468.2pt;height:105.15pt" o:ole="">
+          <v:shape id="_x0000_i1030" type="#_x0000_t75" style="width:468.2pt;height:105.15pt" o:ole="">
             <v:imagedata r:id="rId21" o:title=""/>
           </v:shape>
-          <o:OLEObject Type="Embed" ProgID="Word.OpenDocumentText.12" ShapeID="_x0000_i1049" DrawAspect="Content" ObjectID="_1841062336" r:id="rId22"/>
+          <o:OLEObject Type="Embed" ProgID="Word.OpenDocumentText.12" ShapeID="_x0000_i1030" DrawAspect="Content" ObjectID="_1841066041" r:id="rId22"/>
         </w:object>
       </w:r>
     </w:p>
@@ -6832,38 +6854,14 @@
         <w:rPr>
           <w:rFonts w:ascii="Times New Roman" w:hAnsi="Times New Roman" w:cs="Times New Roman"/>
         </w:rPr>
-        <w:t> </w:t>
-      </w:r>
-      <w:r>
-        <w:rPr>
-          <w:rFonts w:ascii="Times New Roman" w:hAnsi="Times New Roman" w:cs="Times New Roman"/>
-        </w:rPr>
-        <w:t>,</w:t>
+        <w:t> ,</w:t>
       </w:r>
       <w:proofErr w:type="gramEnd"/>
       <w:r>
         <w:rPr>
           <w:rFonts w:ascii="Times New Roman" w:hAnsi="Times New Roman" w:cs="Times New Roman"/>
         </w:rPr>
-        <w:t xml:space="preserve"> </w:t>
-      </w:r>
-      <w:r>
-        <w:rPr>
-          <w:rFonts w:ascii="Times New Roman" w:hAnsi="Times New Roman" w:cs="Times New Roman"/>
-        </w:rPr>
-        <w:t>test_queries.py</w:t>
-      </w:r>
-      <w:r>
-        <w:rPr>
-          <w:rFonts w:ascii="Times New Roman" w:hAnsi="Times New Roman" w:cs="Times New Roman"/>
-        </w:rPr>
-        <w:t xml:space="preserve">, </w:t>
-      </w:r>
-      <w:r>
-        <w:rPr>
-          <w:rFonts w:ascii="Times New Roman" w:hAnsi="Times New Roman" w:cs="Times New Roman"/>
-        </w:rPr>
-        <w:t xml:space="preserve">check_db.py– </w:t>
+        <w:t xml:space="preserve"> test_queries.py, check_db.py– </w:t>
       </w:r>
       <w:proofErr w:type="spellStart"/>
       <w:r>
@@ -8442,10 +8440,10 @@
           <w:lang w:val="ru-RU"/>
         </w:rPr>
         <w:object w:dxaOrig="9355" w:dyaOrig="922" w14:anchorId="68E01505">
-          <v:shape id="_x0000_i1051" type="#_x0000_t75" style="width:467.8pt;height:39.75pt" o:ole="">
+          <v:shape id="_x0000_i1031" type="#_x0000_t75" style="width:467.8pt;height:39.75pt" o:ole="">
             <v:imagedata r:id="rId23" o:title=""/>
           </v:shape>
-          <o:OLEObject Type="Embed" ProgID="Word.OpenDocumentText.12" ShapeID="_x0000_i1051" DrawAspect="Content" ObjectID="_1841062337" r:id="rId24"/>
+          <o:OLEObject Type="Embed" ProgID="Word.OpenDocumentText.12" ShapeID="_x0000_i1031" DrawAspect="Content" ObjectID="_1841066042" r:id="rId24"/>
         </w:object>
       </w:r>
     </w:p>
@@ -8468,7 +8466,7 @@
           <w:sz w:val="28"/>
           <w:szCs w:val="28"/>
         </w:rPr>
-        <w:t>8. Т</w:t>
+        <w:t xml:space="preserve">8. </w:t>
       </w:r>
       <w:proofErr w:type="spellStart"/>
       <w:r>
@@ -8479,7 +8477,7 @@
           <w:sz w:val="28"/>
           <w:szCs w:val="28"/>
         </w:rPr>
-        <w:t>естирование</w:t>
+        <w:t>Тестирование</w:t>
       </w:r>
       <w:proofErr w:type="spellEnd"/>
       <w:r>
@@ -10585,7 +10583,7 @@
           <w:rFonts w:ascii="Times New Roman" w:hAnsi="Times New Roman" w:cs="Times New Roman"/>
         </w:rPr>
         <w:pict w14:anchorId="63C0EA35">
-          <v:rect id="_x0000_i1058" style="width:0;height:.75pt" o:hralign="center" o:hrstd="t" o:hr="t" fillcolor="#a0a0a0" stroked="f"/>
+          <v:rect id="_x0000_i1032" style="width:0;height:.75pt" o:hralign="center" o:hrstd="t" o:hr="t" fillcolor="#a0a0a0" stroked="f"/>
         </w:pict>
       </w:r>
     </w:p>
